--- a/07.10 - Bang tong hop ho so qua han theo tung co quan.docx
+++ b/07.10 - Bang tong hop ho so qua han theo tung co quan.docx
@@ -60,7 +60,25 @@
         <w:t xml:space="preserve"> </w:t>
       </w:r>
       <w:r>
-        <w:t xml:space="preserve">Mỗi dòng đều có chứng từ tiếp nhận hoặc chứng từ bưu chính kiểm chứng được độc lập. Mã tệp dẫn tới tài liệu trong thư mục hồ sơ.</w:t>
+        <w:t xml:space="preserve">Mỗi dòng đều có chứng từ tiếp nhận hoặc chứng từ bưu chính kiểm chứng được độc lập. Mã tệp dẫn tới tài liệu trong thư mục hồ sơ. Cụm</w:t>
+      </w:r>
+      <w:r>
+        <w:t xml:space="preserve"> </w:t>
+      </w:r>
+      <w:r>
+        <w:t xml:space="preserve">“</w:t>
+      </w:r>
+      <w:r>
+        <w:t xml:space="preserve">chưa có văn bản</w:t>
+      </w:r>
+      <w:r>
+        <w:t xml:space="preserve">”</w:t>
+      </w:r>
+      <w:r>
+        <w:t xml:space="preserve"> </w:t>
+      </w:r>
+      <w:r>
+        <w:t xml:space="preserve">trong bảng nghĩa là tôi chưa nhận được văn bản nào, tính đến ngày 28/10/2026.</w:t>
       </w:r>
     </w:p>
     <w:p>
@@ -294,7 +312,7 @@
               <w:rPr>
                 <w:sz w:val="22"/>
               </w:rPr>
-              <w:t xml:space="preserve">Số đơn, hồ sơ đã có văn bản trả lời đúng nội dung đề nghị</w:t>
+              <w:t xml:space="preserve">Số đơn, hồ sơ đã có văn bản trả lời đầy đủ nội dung đề nghị</w:t>
             </w:r>
           </w:p>
         </w:tc>
@@ -341,7 +359,7 @@
               <w:rPr>
                 <w:sz w:val="22"/>
               </w:rPr>
-              <w:t xml:space="preserve">Số đơn, hồ sơ đã có văn bản nhưng chưa trả lời đúng nội dung đề nghị</w:t>
+              <w:t xml:space="preserve">Số đơn, hồ sơ đã có văn bản nhưng chưa trả lời đầy đủ nội dung đề nghị</w:t>
             </w:r>
           </w:p>
         </w:tc>
@@ -400,7 +418,7 @@
               <w:rPr>
                 <w:sz w:val="22"/>
               </w:rPr>
-              <w:t xml:space="preserve">Số đơn, hồ sơ chưa có bất kỳ văn bản nào</w:t>
+              <w:t xml:space="preserve">Số đơn, hồ sơ tôi chưa nhận được văn bản nào của cơ quan nhận đơn</w:t>
             </w:r>
           </w:p>
         </w:tc>
@@ -611,7 +629,7 @@
               <w:rPr>
                 <w:sz w:val="22"/>
               </w:rPr>
-              <w:t xml:space="preserve">(Đơn A gửi Chánh Thanh tra Sở GD&amp;ĐT, mốc 29/5/2026)</w:t>
+              <w:t xml:space="preserve">(Đơn A, Sở GD&amp;ĐT nhận 16/5/2026, mốc 29/5/2026)</w:t>
             </w:r>
           </w:p>
         </w:tc>
@@ -1461,7 +1479,7 @@
               <w:rPr>
                 <w:sz w:val="22"/>
               </w:rPr>
-              <w:t xml:space="preserve">, gửi Chánh Thanh tra Sở; bưu gửi ES805564955VN (12.5, 11.2)</w:t>
+              <w:t xml:space="preserve">, ghi gửi Chánh Thanh tra Sở; Sở nhận bưu gửi ES805564955VN (12.5, 11.2)</w:t>
             </w:r>
           </w:p>
         </w:tc>
@@ -1501,7 +1519,7 @@
               <w:rPr>
                 <w:sz w:val="22"/>
               </w:rPr>
-              <w:t xml:space="preserve">Khoản 1 Điều 24 Luật Tố cáo: 07 ngày làm việc, tối đa 10 → mốc 29/5/2026</w:t>
+              <w:t xml:space="preserve">Điều 24 Luật Tố cáo: xử lý ban đầu trong 07 ngày làm việc, tối đa 10, hoặc chuyển đơn trong 05 ngày làm việc → mốc chậm nhất 29/5/2026</w:t>
             </w:r>
           </w:p>
         </w:tc>
@@ -1856,6 +1874,70 @@
       </w:r>
       <w:r>
         <w:t xml:space="preserve">ngày 14/9/2026 (10.1 – 10.4), nhưng đó là văn bản trả lời đề nghị cho ý kiến chuyên môn của Ủy ban nhân dân phường (Công văn số 5609 ngày 03/9/2026), không phải văn bản trả lời đơn của tôi.</w:t>
+      </w:r>
+    </w:p>
+    <w:p>
+      <w:pPr>
+        <w:pStyle w:val="BodyText"/>
+      </w:pPr>
+      <w:r>
+        <w:rPr>
+          <w:iCs/>
+          <w:i/>
+        </w:rPr>
+        <w:t xml:space="preserve">Ghi chú 2:</w:t>
+      </w:r>
+      <w:r>
+        <w:t xml:space="preserve"> </w:t>
+      </w:r>
+      <w:r>
+        <w:t xml:space="preserve">Công văn số 6689/UBND-VHXH của Ủy ban nhân dân phường cho biết Sở đã chuyển về phường một đơn của tôi bằng</w:t>
+      </w:r>
+      <w:r>
+        <w:t xml:space="preserve"> </w:t>
+      </w:r>
+      <w:r>
+        <w:rPr>
+          <w:bCs/>
+          <w:b/>
+        </w:rPr>
+        <w:t xml:space="preserve">Phiếu chuyển số 2707/SGDĐT-VP</w:t>
+      </w:r>
+      <w:r>
+        <w:t xml:space="preserve"> </w:t>
+      </w:r>
+      <w:r>
+        <w:t xml:space="preserve">ngày 08/6/2026,</w:t>
+      </w:r>
+      <w:r>
+        <w:t xml:space="preserve"> </w:t>
+      </w:r>
+      <w:r>
+        <w:rPr>
+          <w:iCs/>
+          <w:i/>
+        </w:rPr>
+        <w:t xml:space="preserve">“</w:t>
+      </w:r>
+      <w:r>
+        <w:rPr>
+          <w:iCs/>
+          <w:i/>
+        </w:rPr>
+        <w:t xml:space="preserve">để xem xét, xử lý theo thẩm quyền đối với các nội dung phản ánh, kiến nghị</w:t>
+      </w:r>
+      <w:r>
+        <w:rPr>
+          <w:iCs/>
+          <w:i/>
+        </w:rPr>
+        <w:t xml:space="preserve">”</w:t>
+      </w:r>
+      <w:r>
+        <w:t xml:space="preserve"> </w:t>
+      </w:r>
+      <w:r>
+        <w:t xml:space="preserve">(09.1). Tôi chưa nhận được phiếu ấy và chưa được biết phiếu chuyển Đơn A, Đơn C hay cả hai, kèm tài liệu gì; đơn ở dòng 6 hỏi đúng điều này.</w:t>
       </w:r>
     </w:p>
     <w:bookmarkEnd w:id="22"/>
@@ -2740,7 +2822,7 @@
               <w:rPr>
                 <w:sz w:val="22"/>
               </w:rPr>
-              <w:t xml:space="preserve">Điều 27 Luật Khiếu nại, sửa đổi bởi Luật số 136/2025/QH15: thụ lý và thông báo trong 07 ngày làm việc → mốc</w:t>
+              <w:t xml:space="preserve">Điều 27 Luật Khiếu nại, sửa đổi bởi Luật số 136/2025/QH15: khiếu nại thuộc thẩm quyền, đủ điều kiện thì thụ lý và thông báo trong 07 ngày làm việc → mốc</w:t>
             </w:r>
             <w:r>
               <w:rPr>
@@ -2776,7 +2858,7 @@
                 <w:b/>
                 <w:sz w:val="22"/>
               </w:rPr>
-              <w:t xml:space="preserve">22 ngày; quá hạn thụ lý 09 ngày làm việc.</w:t>
+              <w:t xml:space="preserve">22 ngày; 09 ngày làm việc sau mốc ấy.</w:t>
             </w:r>
             <w:r>
               <w:rPr>
@@ -4934,7 +5016,7 @@
               <w:rPr>
                 <w:sz w:val="22"/>
               </w:rPr>
-              <w:t xml:space="preserve">Chánh Thanh tra Sở GD&amp;ĐT</w:t>
+              <w:t xml:space="preserve">Sở GD&amp;ĐT (đơn ghi gửi Chánh Thanh tra Sở)</w:t>
             </w:r>
           </w:p>
         </w:tc>
@@ -5583,13 +5665,13 @@
       </w:r>
     </w:p>
     <w:bookmarkEnd w:id="28"/>
-    <w:bookmarkStart w:id="29" w:name="d.-ba-việc-chưa-cơ-quan-nào-làm"/>
+    <w:bookmarkStart w:id="29" w:name="d.-ba-việc-đến-nay-chưa-được-thực-hiện"/>
     <w:p>
       <w:pPr>
         <w:pStyle w:val="Heading2"/>
       </w:pPr>
       <w:r>
-        <w:t xml:space="preserve">D. Ba việc chưa cơ quan nào làm</w:t>
+        <w:t xml:space="preserve">D. Ba việc đến nay chưa được thực hiện</w:t>
       </w:r>
     </w:p>
     <w:p>
@@ -5597,7 +5679,7 @@
         <w:pStyle w:val="FirstParagraph"/>
       </w:pPr>
       <w:r>
-        <w:t xml:space="preserve">Ba việc dưới đây là nội dung gốc của toàn bộ hồ sơ. Đến ngày 28/10/2026, chưa cơ quan nào ở bất kỳ cấp nào thực hiện, và cũng chưa cơ quan nào ra văn bản nói rõ vì sao không thực hiện.</w:t>
+        <w:t xml:space="preserve">Ba việc dưới đây là nội dung gốc của toàn bộ hồ sơ. Đến ngày 28/10/2026, tôi chưa nhận được văn bản nào của bất kỳ cơ quan nào cho thấy ba việc ấy đã được thực hiện, hoặc nói rõ vì sao không thực hiện.</w:t>
       </w:r>
     </w:p>
     <w:p>

--- a/07.10 - Bang tong hop ho so qua han theo tung co quan.docx
+++ b/07.10 - Bang tong hop ho so qua han theo tung co quan.docx
@@ -1937,7 +1937,7 @@
         <w:t xml:space="preserve"> </w:t>
       </w:r>
       <w:r>
-        <w:t xml:space="preserve">(09.1). Tôi chưa nhận được phiếu ấy và chưa được biết phiếu chuyển Đơn A, Đơn C hay cả hai, kèm tài liệu gì; đơn ở dòng 6 hỏi đúng điều này.</w:t>
+        <w:t xml:space="preserve">(09.1). Phiếu gửi phường, không gửi tôi; tôi không nhận được thông báo nào của Sở về việc chuyển đơn, và chưa được biết phiếu chuyển Đơn A, Đơn C hay cả hai, kèm tài liệu gì; đơn ở dòng 6 hỏi đúng điều này.</w:t>
       </w:r>
     </w:p>
     <w:bookmarkEnd w:id="22"/>

--- a/07.10 - Bang tong hop ho so qua han theo tung co quan.docx
+++ b/07.10 - Bang tong hop ho so qua han theo tung co quan.docx
@@ -2,7 +2,7 @@
 <file path=word/document.xml><?xml version="1.0" encoding="utf-8"?>
 <w:document xmlns:w="http://schemas.openxmlformats.org/wordprocessingml/2006/main" xmlns:m="http://schemas.openxmlformats.org/officeDocument/2006/math" xmlns:r="http://schemas.openxmlformats.org/officeDocument/2006/relationships" xmlns:o="urn:schemas-microsoft-com:office:office" xmlns:v="urn:schemas-microsoft-com:vml" xmlns:w10="urn:schemas-microsoft-com:office:word" xmlns:a="http://schemas.openxmlformats.org/drawingml/2006/main" xmlns:pic="http://schemas.openxmlformats.org/drawingml/2006/picture" xmlns:wp="http://schemas.openxmlformats.org/drawingml/2006/wordprocessingDrawing">
   <w:body>
-    <w:bookmarkStart w:id="31" w:name="X5afc80dc8359e8aa41231ffa4451d353af54716"/>
+    <w:bookmarkStart w:id="33" w:name="X5afc80dc8359e8aa41231ffa4451d353af54716"/>
     <w:p>
       <w:pPr>
         <w:pStyle w:val="Heading1"/>
@@ -477,7 +477,7 @@
               <w:rPr>
                 <w:sz w:val="22"/>
               </w:rPr>
-              <w:t xml:space="preserve">Số đơn, hồ sơ đã quá thời hạn luật định</w:t>
+              <w:t xml:space="preserve">Số đơn, hồ sơ đã qua mốc thời hạn luật định cụ thể</w:t>
             </w:r>
           </w:p>
         </w:tc>
@@ -499,7 +499,7 @@
                 <w:b/>
                 <w:sz w:val="22"/>
               </w:rPr>
-              <w:t xml:space="preserve">07</w:t>
+              <w:t xml:space="preserve">05</w:t>
             </w:r>
             <w:r>
               <w:rPr>
@@ -511,7 +511,66 @@
               <w:rPr>
                 <w:sz w:val="22"/>
               </w:rPr>
-              <w:t xml:space="preserve">(phần C)</w:t>
+              <w:t xml:space="preserve">(phần C.1)</w:t>
+            </w:r>
+          </w:p>
+        </w:tc>
+      </w:tr>
+      <w:tr>
+        <w:trPr>
+          <w:cantSplit/>
+        </w:trPr>
+        <w:tc>
+          <w:tcPr>
+            <w:tcW w:w="4536" w:type="dxa"/>
+            <w:vAlign w:val="top"/>
+          </w:tcPr>
+          <w:p>
+            <w:pPr>
+              <w:pStyle w:val="Compact"/>
+              <w:spacing w:before="20" w:after="20" w:line="252" w:lineRule="auto"/>
+              <w:ind w:firstLine="0"/>
+              <w:jc w:val="left"/>
+            </w:pPr>
+            <w:r>
+              <w:rPr>
+                <w:sz w:val="22"/>
+              </w:rPr>
+              <w:t xml:space="preserve">Số đơn kiến nghị chưa được trả lời, không có mốc ngày luật định cụ thể</w:t>
+            </w:r>
+          </w:p>
+        </w:tc>
+        <w:tc>
+          <w:tcPr>
+            <w:tcW w:w="4535" w:type="dxa"/>
+            <w:vAlign w:val="top"/>
+          </w:tcPr>
+          <w:p>
+            <w:pPr>
+              <w:pStyle w:val="Compact"/>
+              <w:spacing w:before="20" w:after="20" w:line="252" w:lineRule="auto"/>
+              <w:ind w:firstLine="0"/>
+              <w:jc w:val="left"/>
+            </w:pPr>
+            <w:r>
+              <w:rPr>
+                <w:bCs/>
+                <w:b/>
+                <w:sz w:val="22"/>
+              </w:rPr>
+              <w:t xml:space="preserve">02</w:t>
+            </w:r>
+            <w:r>
+              <w:rPr>
+                <w:sz w:val="22"/>
+              </w:rPr>
+              <w:t xml:space="preserve"> </w:t>
+            </w:r>
+            <w:r>
+              <w:rPr>
+                <w:sz w:val="22"/>
+              </w:rPr>
+              <w:t xml:space="preserve">(phần C.2)</w:t>
             </w:r>
           </w:p>
         </w:tc>
@@ -4856,22 +4915,31 @@
     </w:p>
     <w:bookmarkEnd w:id="26"/>
     <w:bookmarkEnd w:id="27"/>
-    <w:bookmarkStart w:id="28" w:name="X3aee19e575db99a2a705c44297b3e687c047d0c"/>
+    <w:bookmarkStart w:id="30" w:name="X4b9a5f44c6f67dd94f3a5391db207293b332186"/>
     <w:p>
       <w:pPr>
         <w:pStyle w:val="Heading2"/>
       </w:pPr>
       <w:r>
-        <w:t xml:space="preserve">C. Bảy đơn, hồ sơ đã quá thời hạn luật định</w:t>
+        <w:t xml:space="preserve">C. Đơn, hồ sơ đã qua mốc thời hạn, và đơn kiến nghị chờ lâu chưa được trả lời</w:t>
       </w:r>
     </w:p>
     <w:p>
       <w:pPr>
         <w:pStyle w:val="FirstParagraph"/>
+      </w:pPr>
+      <w:r>
+        <w:t xml:space="preserve">Rút từ bảng trên, xếp theo thứ tự cơ quan tại phần B.</w:t>
+      </w:r>
+    </w:p>
+    <w:bookmarkStart w:id="28" w:name="Xb022661ae807812099da683e7f8928f49fe708e"/>
+    <w:p>
+      <w:pPr>
+        <w:pStyle w:val="Heading3"/>
         <w:keepNext/>
       </w:pPr>
       <w:r>
-        <w:t xml:space="preserve">Rút từ bảng trên, xếp theo thứ tự cơ quan tại phần B:</w:t>
+        <w:t xml:space="preserve">C.1. Năm đơn, hồ sơ đã qua mốc thời hạn luật định cụ thể</w:t>
       </w:r>
     </w:p>
     <w:tbl>
@@ -4969,7 +5037,7 @@
                 <w:b/>
                 <w:sz w:val="22"/>
               </w:rPr>
-              <w:t xml:space="preserve">Hạn luật định</w:t>
+              <w:t xml:space="preserve">Mốc luật định</w:t>
             </w:r>
           </w:p>
         </w:tc>
@@ -4991,7 +5059,7 @@
                 <w:b/>
                 <w:sz w:val="22"/>
               </w:rPr>
-              <w:t xml:space="preserve">Quá hạn đến 28/10/2026</w:t>
+              <w:t xml:space="preserve">Đã qua mốc, đến 28/10/2026</w:t>
             </w:r>
           </w:p>
         </w:tc>
@@ -5103,7 +5171,7 @@
               <w:rPr>
                 <w:sz w:val="22"/>
               </w:rPr>
-              <w:t xml:space="preserve">Giám đốc Sở GD&amp;ĐT</w:t>
+              <w:t xml:space="preserve">UBND phường Phan Thiết</w:t>
             </w:r>
           </w:p>
         </w:tc>
@@ -5123,7 +5191,7 @@
               <w:rPr>
                 <w:sz w:val="22"/>
               </w:rPr>
-              <w:t xml:space="preserve">Đơn C – thẩm định chuyên môn</w:t>
+              <w:t xml:space="preserve">Hồ sơ do Công văn 1436 chuyển</w:t>
             </w:r>
           </w:p>
         </w:tc>
@@ -5143,7 +5211,7 @@
               <w:rPr>
                 <w:sz w:val="22"/>
               </w:rPr>
-              <w:t xml:space="preserve">theo Điều 20 TT 05/2021</w:t>
+              <w:t xml:space="preserve">02/6/2026 (tối đa 05/6)</w:t>
             </w:r>
           </w:p>
         </w:tc>
@@ -5161,11 +5229,23 @@
             </w:pPr>
             <w:r>
               <w:rPr>
+                <w:sz w:val="22"/>
+              </w:rPr>
+              <w:t xml:space="preserve">Văn bản đầu tiên ra ngày 28/8/2026,</w:t>
+            </w:r>
+            <w:r>
+              <w:rPr>
+                <w:sz w:val="22"/>
+              </w:rPr>
+              <w:t xml:space="preserve"> </w:t>
+            </w:r>
+            <w:r>
+              <w:rPr>
                 <w:bCs/>
                 <w:b/>
                 <w:sz w:val="22"/>
               </w:rPr>
-              <w:t xml:space="preserve">165 ngày</w:t>
+              <w:t xml:space="preserve">chậm 84 ngày</w:t>
             </w:r>
             <w:r>
               <w:rPr>
@@ -5177,7 +5257,7 @@
               <w:rPr>
                 <w:sz w:val="22"/>
               </w:rPr>
-              <w:t xml:space="preserve">kể từ ngày nhận</w:t>
+              <w:t xml:space="preserve">so với mốc tối đa</w:t>
             </w:r>
           </w:p>
         </w:tc>
@@ -5222,7 +5302,7 @@
               <w:rPr>
                 <w:sz w:val="22"/>
               </w:rPr>
-              <w:t xml:space="preserve">Hồ sơ do Công văn 1436 chuyển</w:t>
+              <w:t xml:space="preserve">Hồ sơ tố cáo nhận 09/7/2026</w:t>
             </w:r>
           </w:p>
         </w:tc>
@@ -5242,7 +5322,7 @@
               <w:rPr>
                 <w:sz w:val="22"/>
               </w:rPr>
-              <w:t xml:space="preserve">02/6/2026 (tối đa 05/6)</w:t>
+              <w:t xml:space="preserve">23/7/2026</w:t>
             </w:r>
           </w:p>
         </w:tc>
@@ -5260,35 +5340,11 @@
             </w:pPr>
             <w:r>
               <w:rPr>
-                <w:sz w:val="22"/>
-              </w:rPr>
-              <w:t xml:space="preserve">Văn bản đầu tiên ra ngày 28/8/2026,</w:t>
-            </w:r>
-            <w:r>
-              <w:rPr>
-                <w:sz w:val="22"/>
-              </w:rPr>
-              <w:t xml:space="preserve"> </w:t>
-            </w:r>
-            <w:r>
-              <w:rPr>
                 <w:bCs/>
                 <w:b/>
                 <w:sz w:val="22"/>
               </w:rPr>
-              <w:t xml:space="preserve">chậm 84 ngày</w:t>
-            </w:r>
-            <w:r>
-              <w:rPr>
-                <w:sz w:val="22"/>
-              </w:rPr>
-              <w:t xml:space="preserve"> </w:t>
-            </w:r>
-            <w:r>
-              <w:rPr>
-                <w:sz w:val="22"/>
-              </w:rPr>
-              <w:t xml:space="preserve">so với mốc tối đa</w:t>
+              <w:t xml:space="preserve">97 ngày</w:t>
             </w:r>
           </w:p>
         </w:tc>
@@ -5333,7 +5389,7 @@
               <w:rPr>
                 <w:sz w:val="22"/>
               </w:rPr>
-              <w:t xml:space="preserve">Hồ sơ tố cáo nhận 09/7/2026</w:t>
+              <w:t xml:space="preserve">Đơn khiếu nại nhận 06/10/2026</w:t>
             </w:r>
           </w:p>
         </w:tc>
@@ -5353,7 +5409,7 @@
               <w:rPr>
                 <w:sz w:val="22"/>
               </w:rPr>
-              <w:t xml:space="preserve">23/7/2026</w:t>
+              <w:t xml:space="preserve">15/10/2026 (khiếu nại thuộc thẩm quyền, đủ điều kiện thụ lý)</w:t>
             </w:r>
           </w:p>
         </w:tc>
@@ -5375,7 +5431,7 @@
                 <w:b/>
                 <w:sz w:val="22"/>
               </w:rPr>
-              <w:t xml:space="preserve">97 ngày</w:t>
+              <w:t xml:space="preserve">09 ngày làm việc</w:t>
             </w:r>
           </w:p>
         </w:tc>
@@ -5400,7 +5456,7 @@
               <w:rPr>
                 <w:sz w:val="22"/>
               </w:rPr>
-              <w:t xml:space="preserve">UBND phường Phan Thiết</w:t>
+              <w:t xml:space="preserve">Chủ tịch UBND tỉnh Lâm Đồng</w:t>
             </w:r>
           </w:p>
         </w:tc>
@@ -5420,7 +5476,7 @@
               <w:rPr>
                 <w:sz w:val="22"/>
               </w:rPr>
-              <w:t xml:space="preserve">Đơn khiếu nại nhận 06/10/2026</w:t>
+              <w:t xml:space="preserve">Đơn tố cáo nhận 17/9/2026</w:t>
             </w:r>
           </w:p>
         </w:tc>
@@ -5440,7 +5496,7 @@
               <w:rPr>
                 <w:sz w:val="22"/>
               </w:rPr>
-              <w:t xml:space="preserve">15/10/2026</w:t>
+              <w:t xml:space="preserve">01/10/2026</w:t>
             </w:r>
           </w:p>
         </w:tc>
@@ -5462,7 +5518,149 @@
                 <w:b/>
                 <w:sz w:val="22"/>
               </w:rPr>
-              <w:t xml:space="preserve">09 ngày làm việc</w:t>
+              <w:t xml:space="preserve">27 ngày</w:t>
+            </w:r>
+          </w:p>
+        </w:tc>
+      </w:tr>
+    </w:tbl>
+    <w:bookmarkEnd w:id="28"/>
+    <w:bookmarkStart w:id="29" w:name="Xa936a15b354d6fa0b1e124cf08220e0b8e3b7d9"/>
+    <w:p>
+      <w:pPr>
+        <w:pStyle w:val="Heading3"/>
+      </w:pPr>
+      <w:r>
+        <w:t xml:space="preserve">C.2. Hai đơn kiến nghị chưa được trả lời sau thời gian dài</w:t>
+      </w:r>
+    </w:p>
+    <w:p>
+      <w:pPr>
+        <w:pStyle w:val="FirstParagraph"/>
+        <w:keepNext/>
+      </w:pPr>
+      <w:r>
+        <w:t xml:space="preserve">Điều 20 Thông tư số 05/2021/TT-TTCP quy định trách nhiệm giải quyết, trả lời hoặc chuyển đơn kiến nghị, phản ánh, nhưng không ấn định một số ngày cụ thể; hai dòng dưới đây ghi số ngày chờ, không tính số ngày quá hạn.</w:t>
+      </w:r>
+    </w:p>
+    <w:tbl>
+      <w:tblPr>
+        <w:tblStyle w:val="Table"/>
+        <w:tblW w:type="dxa" w:w="9071"/>
+        <w:jc w:val="center"/>
+        <w:tblBorders>
+          <w:top w:val="single" w:sz="4" w:space="0" w:color="000000"/>
+          <w:left w:val="single" w:sz="4" w:space="0" w:color="000000"/>
+          <w:bottom w:val="single" w:sz="4" w:space="0" w:color="000000"/>
+          <w:right w:val="single" w:sz="4" w:space="0" w:color="000000"/>
+          <w:insideH w:val="single" w:sz="4" w:space="0" w:color="000000"/>
+          <w:insideV w:val="single" w:sz="4" w:space="0" w:color="000000"/>
+        </w:tblBorders>
+        <w:tblLayout w:type="fixed"/>
+        <w:tblCellMar>
+          <w:top w:w="40" w:type="dxa"/>
+          <w:left w:w="85" w:type="dxa"/>
+          <w:bottom w:w="40" w:type="dxa"/>
+          <w:right w:w="85" w:type="dxa"/>
+        </w:tblCellMar>
+        <w:tblLook w:firstRow="1" w:lastRow="0" w:firstColumn="0" w:lastColumn="0" w:noHBand="0" w:noVBand="0" w:val="0020"/>
+      </w:tblPr>
+      <w:tblGrid>
+        <w:gridCol w:w="2268"/>
+        <w:gridCol w:w="2268"/>
+        <w:gridCol w:w="2268"/>
+        <w:gridCol w:w="2267"/>
+      </w:tblGrid>
+      <w:tr>
+        <w:trPr>
+          <w:cantSplit/>
+          <w:tblHeader w:val="true"/>
+        </w:trPr>
+        <w:tc>
+          <w:tcPr>
+            <w:tcW w:w="2268" w:type="dxa"/>
+            <w:shd w:val="clear" w:color="auto" w:fill="E7E6E6"/>
+            <w:vAlign w:val="center"/>
+          </w:tcPr>
+          <w:p>
+            <w:pPr>
+              <w:pStyle w:val="Compact"/>
+              <w:spacing w:before="20" w:after="20" w:line="252" w:lineRule="auto"/>
+              <w:ind w:firstLine="0"/>
+              <w:jc w:val="center"/>
+            </w:pPr>
+            <w:r>
+              <w:rPr>
+                <w:b/>
+                <w:sz w:val="22"/>
+              </w:rPr>
+              <w:t xml:space="preserve">Cơ quan</w:t>
+            </w:r>
+          </w:p>
+        </w:tc>
+        <w:tc>
+          <w:tcPr>
+            <w:tcW w:w="2268" w:type="dxa"/>
+            <w:shd w:val="clear" w:color="auto" w:fill="E7E6E6"/>
+            <w:vAlign w:val="center"/>
+          </w:tcPr>
+          <w:p>
+            <w:pPr>
+              <w:pStyle w:val="Compact"/>
+              <w:spacing w:before="20" w:after="20" w:line="252" w:lineRule="auto"/>
+              <w:ind w:firstLine="0"/>
+              <w:jc w:val="center"/>
+            </w:pPr>
+            <w:r>
+              <w:rPr>
+                <w:b/>
+                <w:sz w:val="22"/>
+              </w:rPr>
+              <w:t xml:space="preserve">Hồ sơ</w:t>
+            </w:r>
+          </w:p>
+        </w:tc>
+        <w:tc>
+          <w:tcPr>
+            <w:tcW w:w="2268" w:type="dxa"/>
+            <w:shd w:val="clear" w:color="auto" w:fill="E7E6E6"/>
+            <w:vAlign w:val="center"/>
+          </w:tcPr>
+          <w:p>
+            <w:pPr>
+              <w:pStyle w:val="Compact"/>
+              <w:spacing w:before="20" w:after="20" w:line="252" w:lineRule="auto"/>
+              <w:ind w:firstLine="0"/>
+              <w:jc w:val="center"/>
+            </w:pPr>
+            <w:r>
+              <w:rPr>
+                <w:b/>
+                <w:sz w:val="22"/>
+              </w:rPr>
+              <w:t xml:space="preserve">Căn cứ</w:t>
+            </w:r>
+          </w:p>
+        </w:tc>
+        <w:tc>
+          <w:tcPr>
+            <w:tcW w:w="2267" w:type="dxa"/>
+            <w:shd w:val="clear" w:color="auto" w:fill="E7E6E6"/>
+            <w:vAlign w:val="center"/>
+          </w:tcPr>
+          <w:p>
+            <w:pPr>
+              <w:pStyle w:val="Compact"/>
+              <w:spacing w:before="20" w:after="20" w:line="252" w:lineRule="auto"/>
+              <w:ind w:firstLine="0"/>
+              <w:jc w:val="center"/>
+            </w:pPr>
+            <w:r>
+              <w:rPr>
+                <w:b/>
+                <w:sz w:val="22"/>
+              </w:rPr>
+              <w:t xml:space="preserve">Số ngày chờ, đến 28/10/2026</w:t>
             </w:r>
           </w:p>
         </w:tc>
@@ -5487,7 +5685,7 @@
               <w:rPr>
                 <w:sz w:val="22"/>
               </w:rPr>
-              <w:t xml:space="preserve">Chủ tịch UBND tỉnh Lâm Đồng</w:t>
+              <w:t xml:space="preserve">Giám đốc Sở GD&amp;ĐT</w:t>
             </w:r>
           </w:p>
         </w:tc>
@@ -5507,7 +5705,7 @@
               <w:rPr>
                 <w:sz w:val="22"/>
               </w:rPr>
-              <w:t xml:space="preserve">Đơn tố cáo nhận 17/9/2026</w:t>
+              <w:t xml:space="preserve">Đơn C – thẩm định chuyên môn khẩn cấp</w:t>
             </w:r>
           </w:p>
         </w:tc>
@@ -5527,7 +5725,7 @@
               <w:rPr>
                 <w:sz w:val="22"/>
               </w:rPr>
-              <w:t xml:space="preserve">01/10/2026</w:t>
+              <w:t xml:space="preserve">Điều 20 TT 05/2021</w:t>
             </w:r>
           </w:p>
         </w:tc>
@@ -5549,7 +5747,19 @@
                 <w:b/>
                 <w:sz w:val="22"/>
               </w:rPr>
-              <w:t xml:space="preserve">27 ngày</w:t>
+              <w:t xml:space="preserve">165 ngày</w:t>
+            </w:r>
+            <w:r>
+              <w:rPr>
+                <w:sz w:val="22"/>
+              </w:rPr>
+              <w:t xml:space="preserve"> </w:t>
+            </w:r>
+            <w:r>
+              <w:rPr>
+                <w:sz w:val="22"/>
+              </w:rPr>
+              <w:t xml:space="preserve">kể từ ngày nhận</w:t>
             </w:r>
           </w:p>
         </w:tc>
@@ -5614,7 +5824,7 @@
               <w:rPr>
                 <w:sz w:val="22"/>
               </w:rPr>
-              <w:t xml:space="preserve">theo Điều 20 TT 05/2021</w:t>
+              <w:t xml:space="preserve">Điều 20 TT 05/2021</w:t>
             </w:r>
           </w:p>
         </w:tc>
@@ -5664,8 +5874,9 @@
         </w:pict>
       </w:r>
     </w:p>
-    <w:bookmarkEnd w:id="28"/>
-    <w:bookmarkStart w:id="29" w:name="d.-ba-việc-đến-nay-chưa-được-thực-hiện"/>
+    <w:bookmarkEnd w:id="29"/>
+    <w:bookmarkEnd w:id="30"/>
+    <w:bookmarkStart w:id="31" w:name="d.-ba-việc-đến-nay-chưa-được-thực-hiện"/>
     <w:p>
       <w:pPr>
         <w:pStyle w:val="Heading2"/>
@@ -5870,8 +6081,8 @@
         </w:pict>
       </w:r>
     </w:p>
-    <w:bookmarkEnd w:id="29"/>
-    <w:bookmarkStart w:id="30" w:name="e.-nguồn-đối-chiếu"/>
+    <w:bookmarkEnd w:id="31"/>
+    <w:bookmarkStart w:id="32" w:name="e.-nguồn-đối-chiếu"/>
     <w:p>
       <w:pPr>
         <w:pStyle w:val="Heading2"/>
@@ -6002,8 +6213,8 @@
         <w:t xml:space="preserve">Người lập — Trần Duy Tuệ · 28/10/2026</w:t>
       </w:r>
     </w:p>
-    <w:bookmarkEnd w:id="30"/>
-    <w:bookmarkEnd w:id="31"/>
+    <w:bookmarkEnd w:id="32"/>
+    <w:bookmarkEnd w:id="33"/>
     <w:sectPr>
       <w:footerReference r:id="rId9" w:type="default"/>
       <w:pgSz w:h="16838" w:w="11906"/>
